--- a/日常/2026-07-16/专利技术交底书_面向风控决策引擎的策略自动化测试方法及系统.docx
+++ b/日常/2026-07-16/专利技术交底书_面向风控决策引擎的策略自动化测试方法及系统.docx
@@ -4991,13 +4991,13 @@
     </w:p>
     <w:p>
       <w:pPr>
-        <w:spacing w:after="100" w:before="200"/>
+        <w:spacing w:after="100" w:before="200" w:line="5465" w:lineRule="atLeast"/>
         <w:jc w:val="center"/>
       </w:pPr>
       <w:r>
         <w:drawing>
           <wp:inline distT="0" distB="0" distL="0" distR="0">
-            <wp:extent cx="4191000" cy="4191000"/>
+            <wp:extent cx="3810000" cy="3343275"/>
             <wp:effectExtent t="0" r="0" b="0" l="0"/>
             <wp:docPr id="1" name="fig1_system_flow.png" descr="fig1_system_flow.png" title="fig1_system_flow.png"/>
             <wp:cNvGraphicFramePr>
@@ -5022,7 +5022,7 @@
                   <pic:spPr bwMode="auto">
                     <a:xfrm>
                       <a:off x="0" y="0"/>
-                      <a:ext cx="4191000" cy="4191000"/>
+                      <a:ext cx="3810000" cy="3343275"/>
                     </a:xfrm>
                     <a:prstGeom prst="rect">
                       <a:avLst/>
@@ -5169,13 +5169,13 @@
     </w:p>
     <w:p>
       <w:pPr>
-        <w:spacing w:after="100" w:before="200"/>
+        <w:spacing w:after="100" w:before="200" w:line="7460" w:lineRule="atLeast"/>
         <w:jc w:val="center"/>
       </w:pPr>
       <w:r>
         <w:drawing>
           <wp:inline distT="0" distB="0" distL="0" distR="0">
-            <wp:extent cx="4191000" cy="5133975"/>
+            <wp:extent cx="3810000" cy="4610100"/>
             <wp:effectExtent t="0" r="0" b="0" l="0"/>
             <wp:docPr id="1" name="fig2_pattern_engine.png" descr="fig2_pattern_engine.png" title="fig2_pattern_engine.png"/>
             <wp:cNvGraphicFramePr>
@@ -5200,7 +5200,7 @@
                   <pic:spPr bwMode="auto">
                     <a:xfrm>
                       <a:off x="0" y="0"/>
-                      <a:ext cx="4191000" cy="5133975"/>
+                      <a:ext cx="3810000" cy="4610100"/>
                     </a:xfrm>
                     <a:prstGeom prst="rect">
                       <a:avLst/>
@@ -5459,13 +5459,13 @@
     </w:p>
     <w:p>
       <w:pPr>
-        <w:spacing w:after="100" w:before="200"/>
+        <w:spacing w:after="100" w:before="200" w:line="6695" w:lineRule="atLeast"/>
         <w:jc w:val="center"/>
       </w:pPr>
       <w:r>
         <w:drawing>
           <wp:inline distT="0" distB="0" distL="0" distR="0">
-            <wp:extent cx="4191000" cy="4981575"/>
+            <wp:extent cx="3810000" cy="4124325"/>
             <wp:effectExtent t="0" r="0" b="0" l="0"/>
             <wp:docPr id="1" name="fig3_multilayer_verify.png" descr="fig3_multilayer_verify.png" title="fig3_multilayer_verify.png"/>
             <wp:cNvGraphicFramePr>
@@ -5490,7 +5490,7 @@
                   <pic:spPr bwMode="auto">
                     <a:xfrm>
                       <a:off x="0" y="0"/>
-                      <a:ext cx="4191000" cy="4981575"/>
+                      <a:ext cx="3810000" cy="4124325"/>
                     </a:xfrm>
                     <a:prstGeom prst="rect">
                       <a:avLst/>
@@ -5634,13 +5634,13 @@
     </w:p>
     <w:p>
       <w:pPr>
-        <w:spacing w:after="100" w:before="200"/>
+        <w:spacing w:after="100" w:before="200" w:line="5615" w:lineRule="atLeast"/>
         <w:jc w:val="center"/>
       </w:pPr>
       <w:r>
         <w:drawing>
           <wp:inline distT="0" distB="0" distL="0" distR="0">
-            <wp:extent cx="4191000" cy="4457700"/>
+            <wp:extent cx="3810000" cy="3438525"/>
             <wp:effectExtent t="0" r="0" b="0" l="0"/>
             <wp:docPr id="1" name="fig4_comparison_engine.png" descr="fig4_comparison_engine.png" title="fig4_comparison_engine.png"/>
             <wp:cNvGraphicFramePr>
@@ -5665,7 +5665,7 @@
                   <pic:spPr bwMode="auto">
                     <a:xfrm>
                       <a:off x="0" y="0"/>
-                      <a:ext cx="4191000" cy="4457700"/>
+                      <a:ext cx="3810000" cy="3438525"/>
                     </a:xfrm>
                     <a:prstGeom prst="rect">
                       <a:avLst/>
